--- a/week4/Stage_1_SmartCare_v01_and_AI_Activity_Card.docx
+++ b/week4/Stage_1_SmartCare_v01_and_AI_Activity_Card.docx
@@ -1,6 +1,6 @@
 
 <file path=word/document.xml><?xml version="1.0" encoding="utf-8"?>
-<w:document xmlns:wpc="http://schemas.microsoft.com/office/word/2010/wordprocessingCanvas" xmlns:cx="http://schemas.microsoft.com/office/drawing/2014/chartex" xmlns:cx1="http://schemas.microsoft.com/office/drawing/2015/9/8/chartex" xmlns:cx2="http://schemas.microsoft.com/office/drawing/2015/10/21/chartex" xmlns:cx3="http://schemas.microsoft.com/office/drawing/2016/5/9/chartex" xmlns:cx4="http://schemas.microsoft.com/office/drawing/2016/5/10/chartex" xmlns:cx5="http://schemas.microsoft.com/office/drawing/2016/5/11/chartex" xmlns:cx6="http://schemas.microsoft.com/office/drawing/2016/5/12/chartex" xmlns:cx7="http://schemas.microsoft.com/office/drawing/2016/5/13/chartex" xmlns:cx8="http://schemas.microsoft.com/office/drawing/2016/5/14/chartex" xmlns:mc="http://schemas.openxmlformats.org/markup-compatibility/2006" xmlns:aink="http://schemas.microsoft.com/office/drawing/2016/ink" xmlns:am3d="http://schemas.microsoft.com/office/drawing/2017/model3d" xmlns:o="urn:schemas-microsoft-com:office:office" xmlns:oel="http://schemas.microsoft.com/office/2019/extlst" xmlns:r="http://schemas.openxmlformats.org/officeDocument/2006/relationships" xmlns:m="http://schemas.openxmlformats.org/officeDocument/2006/math" xmlns:v="urn:schemas-microsoft-com:vml" xmlns:wp14="http://schemas.microsoft.com/office/word/2010/wordprocessingDrawing" xmlns:wp="http://schemas.openxmlformats.org/drawingml/2006/wordprocessingDrawing" xmlns:w10="urn:schemas-microsoft-com:office:word" xmlns:w="http://schemas.openxmlformats.org/wordprocessingml/2006/main" xmlns:w14="http://schemas.microsoft.com/office/word/2010/wordml" xmlns:w15="http://schemas.microsoft.com/office/word/2012/wordml" xmlns:w16cei="http://schemas.microsoft.com/office/word/2026/wordml/cei" xmlns:w16cex="http://schemas.microsoft.com/office/word/2018/wordml/cex" xmlns:w16cid="http://schemas.microsoft.com/office/word/2016/wordml/cid" xmlns:w16="http://schemas.microsoft.com/office/word/2018/wordml" xmlns:w16du="http://schemas.microsoft.com/office/word/2023/wordml/word16du" xmlns:w16sdtdh="http://schemas.microsoft.com/office/word/2020/wordml/sdtdatahash" xmlns:w16sdtfl="http://schemas.microsoft.com/office/word/2024/wordml/sdtformatlock" xmlns:w16se="http://schemas.microsoft.com/office/word/2015/wordml/symex" xmlns:wpg="http://schemas.microsoft.com/office/word/2010/wordprocessingGroup" xmlns:wpi="http://schemas.microsoft.com/office/word/2010/wordprocessingInk" xmlns:wne="http://schemas.microsoft.com/office/word/2006/wordml" xmlns:wps="http://schemas.microsoft.com/office/word/2010/wordprocessingShape" mc:Ignorable="w14 w15 w16se w16cid w16 w16cex w16sdtdh w16sdtfl w16du wp14">
+<w:document xmlns:wpc="http://schemas.microsoft.com/office/word/2010/wordprocessingCanvas" xmlns:cx="http://schemas.microsoft.com/office/drawing/2014/chartex" xmlns:cx1="http://schemas.microsoft.com/office/drawing/2015/9/8/chartex" xmlns:cx2="http://schemas.microsoft.com/office/drawing/2015/10/21/chartex" xmlns:cx3="http://schemas.microsoft.com/office/drawing/2016/5/9/chartex" xmlns:cx4="http://schemas.microsoft.com/office/drawing/2016/5/10/chartex" xmlns:cx5="http://schemas.microsoft.com/office/drawing/2016/5/11/chartex" xmlns:cx6="http://schemas.microsoft.com/office/drawing/2016/5/12/chartex" xmlns:cx7="http://schemas.microsoft.com/office/drawing/2016/5/13/chartex" xmlns:cx8="http://schemas.microsoft.com/office/drawing/2016/5/14/chartex" xmlns:mc="http://schemas.openxmlformats.org/markup-compatibility/2006" xmlns:aink="http://schemas.microsoft.com/office/drawing/2016/ink" xmlns:am3d="http://schemas.microsoft.com/office/drawing/2017/model3d" xmlns:o="urn:schemas-microsoft-com:office:office" xmlns:oel="http://schemas.microsoft.com/office/2019/extlst" xmlns:r="http://schemas.openxmlformats.org/officeDocument/2006/relationships" xmlns:m="http://schemas.openxmlformats.org/officeDocument/2006/math" xmlns:v="urn:schemas-microsoft-com:vml" xmlns:wp14="http://schemas.microsoft.com/office/word/2010/wordprocessingDrawing" xmlns:wp="http://schemas.openxmlformats.org/drawingml/2006/wordprocessingDrawing" xmlns:w10="urn:schemas-microsoft-com:office:word" xmlns:w="http://schemas.openxmlformats.org/wordprocessingml/2006/main" xmlns:w14="http://schemas.microsoft.com/office/word/2010/wordml" xmlns:w15="http://schemas.microsoft.com/office/word/2012/wordml" xmlns:w16cex="http://schemas.microsoft.com/office/word/2018/wordml/cex" xmlns:w16cid="http://schemas.microsoft.com/office/word/2016/wordml/cid" xmlns:w16="http://schemas.microsoft.com/office/word/2018/wordml" xmlns:w16du="http://schemas.microsoft.com/office/word/2023/wordml/word16du" xmlns:w16sdtdh="http://schemas.microsoft.com/office/word/2020/wordml/sdtdatahash" xmlns:w16sdtfl="http://schemas.microsoft.com/office/word/2024/wordml/sdtformatlock" xmlns:w16se="http://schemas.microsoft.com/office/word/2015/wordml/symex" xmlns:wpg="http://schemas.microsoft.com/office/word/2010/wordprocessingGroup" xmlns:wpi="http://schemas.microsoft.com/office/word/2010/wordprocessingInk" xmlns:wne="http://schemas.microsoft.com/office/word/2006/wordml" xmlns:wps="http://schemas.microsoft.com/office/word/2010/wordprocessingShape" mc:Ignorable="w14 w15 w16se w16cid w16 w16cex w16sdtdh w16sdtfl w16du wp14">
   <w:body>
     <w:p>
       <w:pPr>
@@ -16,10 +16,7 @@
         <w:jc w:val="center"/>
       </w:pPr>
       <w:r>
-        <w:t>A2 Case Study Stage 1</w:t>
-      </w:r>
-      <w:r>
-        <w:t xml:space="preserve"> student resource</w:t>
+        <w:t>A2 Case Study Stage 1 student resource</w:t>
       </w:r>
     </w:p>
     <w:p>
@@ -33,6 +30,9 @@
     <w:p>
       <w:r>
         <w:t>SmartCare Community Clinic currently uses spreadsheets and paper records to manage patients and appointments. The client says: 'We need software to help manage patients, practitioners and appointments.' This is not yet a complete specification.</w:t>
+      </w:r>
+      <w:r>
+        <w:t xml:space="preserve"> </w:t>
       </w:r>
     </w:p>
     <w:p>
@@ -677,7 +677,7 @@
 </file>
 
 <file path=word/numbering.xml><?xml version="1.0" encoding="utf-8"?>
-<w:numbering xmlns:wpc="http://schemas.microsoft.com/office/word/2010/wordprocessingCanvas" xmlns:cx="http://schemas.microsoft.com/office/drawing/2014/chartex" xmlns:cx1="http://schemas.microsoft.com/office/drawing/2015/9/8/chartex" xmlns:cx2="http://schemas.microsoft.com/office/drawing/2015/10/21/chartex" xmlns:cx3="http://schemas.microsoft.com/office/drawing/2016/5/9/chartex" xmlns:cx4="http://schemas.microsoft.com/office/drawing/2016/5/10/chartex" xmlns:cx5="http://schemas.microsoft.com/office/drawing/2016/5/11/chartex" xmlns:cx6="http://schemas.microsoft.com/office/drawing/2016/5/12/chartex" xmlns:cx7="http://schemas.microsoft.com/office/drawing/2016/5/13/chartex" xmlns:cx8="http://schemas.microsoft.com/office/drawing/2016/5/14/chartex" xmlns:mc="http://schemas.openxmlformats.org/markup-compatibility/2006" xmlns:aink="http://schemas.microsoft.com/office/drawing/2016/ink" xmlns:am3d="http://schemas.microsoft.com/office/drawing/2017/model3d" xmlns:o="urn:schemas-microsoft-com:office:office" xmlns:oel="http://schemas.microsoft.com/office/2019/extlst" xmlns:r="http://schemas.openxmlformats.org/officeDocument/2006/relationships" xmlns:m="http://schemas.openxmlformats.org/officeDocument/2006/math" xmlns:v="urn:schemas-microsoft-com:vml" xmlns:wp14="http://schemas.microsoft.com/office/word/2010/wordprocessingDrawing" xmlns:wp="http://schemas.openxmlformats.org/drawingml/2006/wordprocessingDrawing" xmlns:w10="urn:schemas-microsoft-com:office:word" xmlns:w="http://schemas.openxmlformats.org/wordprocessingml/2006/main" xmlns:w14="http://schemas.microsoft.com/office/word/2010/wordml" xmlns:w15="http://schemas.microsoft.com/office/word/2012/wordml" xmlns:w16cei="http://schemas.microsoft.com/office/word/2026/wordml/cei" xmlns:w16cex="http://schemas.microsoft.com/office/word/2018/wordml/cex" xmlns:w16cid="http://schemas.microsoft.com/office/word/2016/wordml/cid" xmlns:w16="http://schemas.microsoft.com/office/word/2018/wordml" xmlns:w16du="http://schemas.microsoft.com/office/word/2023/wordml/word16du" xmlns:w16sdtdh="http://schemas.microsoft.com/office/word/2020/wordml/sdtdatahash" xmlns:w16sdtfl="http://schemas.microsoft.com/office/word/2024/wordml/sdtformatlock" xmlns:w16se="http://schemas.microsoft.com/office/word/2015/wordml/symex" xmlns:wpg="http://schemas.microsoft.com/office/word/2010/wordprocessingGroup" xmlns:wpi="http://schemas.microsoft.com/office/word/2010/wordprocessingInk" xmlns:wne="http://schemas.microsoft.com/office/word/2006/wordml" xmlns:wps="http://schemas.microsoft.com/office/word/2010/wordprocessingShape" mc:Ignorable="w14 w15 w16se w16cid w16 w16cex w16sdtdh w16sdtfl w16du wp14">
+<w:numbering xmlns:wpc="http://schemas.microsoft.com/office/word/2010/wordprocessingCanvas" xmlns:cx="http://schemas.microsoft.com/office/drawing/2014/chartex" xmlns:cx1="http://schemas.microsoft.com/office/drawing/2015/9/8/chartex" xmlns:cx2="http://schemas.microsoft.com/office/drawing/2015/10/21/chartex" xmlns:cx3="http://schemas.microsoft.com/office/drawing/2016/5/9/chartex" xmlns:cx4="http://schemas.microsoft.com/office/drawing/2016/5/10/chartex" xmlns:cx5="http://schemas.microsoft.com/office/drawing/2016/5/11/chartex" xmlns:cx6="http://schemas.microsoft.com/office/drawing/2016/5/12/chartex" xmlns:cx7="http://schemas.microsoft.com/office/drawing/2016/5/13/chartex" xmlns:cx8="http://schemas.microsoft.com/office/drawing/2016/5/14/chartex" xmlns:mc="http://schemas.openxmlformats.org/markup-compatibility/2006" xmlns:aink="http://schemas.microsoft.com/office/drawing/2016/ink" xmlns:am3d="http://schemas.microsoft.com/office/drawing/2017/model3d" xmlns:o="urn:schemas-microsoft-com:office:office" xmlns:oel="http://schemas.microsoft.com/office/2019/extlst" xmlns:r="http://schemas.openxmlformats.org/officeDocument/2006/relationships" xmlns:m="http://schemas.openxmlformats.org/officeDocument/2006/math" xmlns:v="urn:schemas-microsoft-com:vml" xmlns:wp14="http://schemas.microsoft.com/office/word/2010/wordprocessingDrawing" xmlns:wp="http://schemas.openxmlformats.org/drawingml/2006/wordprocessingDrawing" xmlns:w10="urn:schemas-microsoft-com:office:word" xmlns:w="http://schemas.openxmlformats.org/wordprocessingml/2006/main" xmlns:w14="http://schemas.microsoft.com/office/word/2010/wordml" xmlns:w15="http://schemas.microsoft.com/office/word/2012/wordml" xmlns:w16cex="http://schemas.microsoft.com/office/word/2018/wordml/cex" xmlns:w16cid="http://schemas.microsoft.com/office/word/2016/wordml/cid" xmlns:w16="http://schemas.microsoft.com/office/word/2018/wordml" xmlns:w16du="http://schemas.microsoft.com/office/word/2023/wordml/word16du" xmlns:w16sdtdh="http://schemas.microsoft.com/office/word/2020/wordml/sdtdatahash" xmlns:w16sdtfl="http://schemas.microsoft.com/office/word/2024/wordml/sdtformatlock" xmlns:w16se="http://schemas.microsoft.com/office/word/2015/wordml/symex" xmlns:wpg="http://schemas.microsoft.com/office/word/2010/wordprocessingGroup" xmlns:wpi="http://schemas.microsoft.com/office/word/2010/wordprocessingInk" xmlns:wne="http://schemas.microsoft.com/office/word/2006/wordml" xmlns:wps="http://schemas.microsoft.com/office/word/2010/wordprocessingShape" mc:Ignorable="w14 w15 w16se w16cid w16 w16cex w16sdtdh w16sdtfl w16du wp14">
   <w:abstractNum w:abstractNumId="0" w15:restartNumberingAfterBreak="0">
     <w:nsid w:val="FFFFFF7C"/>
     <w:multiLevelType w:val="singleLevel"/>

--- a/week4/Stage_1_SmartCare_v01_and_AI_Activity_Card.docx
+++ b/week4/Stage_1_SmartCare_v01_and_AI_Activity_Card.docx
@@ -53,7 +53,10 @@
     </w:p>
     <w:p>
       <w:r>
-        <w:t>Write approximately 100 words.</w:t>
+        <w:t xml:space="preserve">SmartCare Community Clinic (SCCC) currently uses analogue system to record patients and appointments. A software solution needs to be developed to </w:t>
+      </w:r>
+      <w:r>
+        <w:t>enable better access for multiple users, improved storage, recording keeping and organization.</w:t>
       </w:r>
     </w:p>
     <w:p>
@@ -101,13 +104,21 @@
           <w:tcPr>
             <w:tcW w:w="5040" w:type="dxa"/>
           </w:tcPr>
-          <w:p/>
+          <w:p>
+            <w:r>
+              <w:t>Patients</w:t>
+            </w:r>
+          </w:p>
         </w:tc>
         <w:tc>
           <w:tcPr>
             <w:tcW w:w="5040" w:type="dxa"/>
           </w:tcPr>
-          <w:p/>
+          <w:p>
+            <w:r>
+              <w:t>Ability to have appointments booked and kept track of</w:t>
+            </w:r>
+          </w:p>
         </w:tc>
       </w:tr>
       <w:tr>
@@ -115,13 +126,21 @@
           <w:tcPr>
             <w:tcW w:w="5040" w:type="dxa"/>
           </w:tcPr>
-          <w:p/>
+          <w:p>
+            <w:r>
+              <w:t>Practitioners</w:t>
+            </w:r>
+          </w:p>
         </w:tc>
         <w:tc>
           <w:tcPr>
             <w:tcW w:w="5040" w:type="dxa"/>
           </w:tcPr>
-          <w:p/>
+          <w:p>
+            <w:r>
+              <w:t>Access to relevant appointments</w:t>
+            </w:r>
+          </w:p>
         </w:tc>
       </w:tr>
       <w:tr>
@@ -129,13 +148,21 @@
           <w:tcPr>
             <w:tcW w:w="5040" w:type="dxa"/>
           </w:tcPr>
-          <w:p/>
+          <w:p>
+            <w:r>
+              <w:t>Management</w:t>
+            </w:r>
+          </w:p>
         </w:tc>
         <w:tc>
           <w:tcPr>
             <w:tcW w:w="5040" w:type="dxa"/>
           </w:tcPr>
-          <w:p/>
+          <w:p>
+            <w:r>
+              <w:t>Simplicity, efficiency</w:t>
+            </w:r>
+          </w:p>
         </w:tc>
       </w:tr>
       <w:tr>
@@ -333,12 +360,12 @@
     </w:p>
     <w:p>
       <w:r>
+        <w:lastRenderedPageBreak/>
         <w:t>2. ______________________________________________________________</w:t>
       </w:r>
     </w:p>
     <w:p>
       <w:r>
-        <w:lastRenderedPageBreak/>
         <w:t>3. ______________________________________________________________</w:t>
       </w:r>
     </w:p>
